--- a/스페인판/2부/2부_6화_알바로의_배신_발각.docx
+++ b/스페인판/2부/2부_6화_알바로의_배신_발각.docx
@@ -1768,7 +1768,35 @@
           <w:i w:val="0"/>
           <w:sz w:val="22"/>
         </w:rPr>
-        <w:t>Rubén (en el móvil): ¿Qué celebráis? Aquí son las nueve también y estoy desayunando pan negro.</w:t>
+        <w:t xml:space="preserve">Rubén </w:t>
+      </w:r>
+      <w:r>
+        <w:rPr>
+          <w:rFonts w:ascii="Times New Roman" w:hAnsi="Times New Roman" w:eastAsia="Malgun Gothic"/>
+          <w:b w:val="0"/>
+          <w:i/>
+          <w:color w:val="555555"/>
+          <w:sz w:val="22"/>
+        </w:rPr>
+        <w:t>(en el móvil)</w:t>
+      </w:r>
+      <w:r>
+        <w:rPr>
+          <w:rFonts w:ascii="Times New Roman" w:hAnsi="Times New Roman" w:eastAsia="Malgun Gothic"/>
+          <w:b w:val="0"/>
+          <w:i w:val="0"/>
+          <w:sz w:val="22"/>
+        </w:rPr>
+        <w:t xml:space="preserve">: </w:t>
+      </w:r>
+      <w:r>
+        <w:rPr>
+          <w:rFonts w:ascii="Times New Roman" w:hAnsi="Times New Roman" w:eastAsia="Malgun Gothic"/>
+          <w:b w:val="0"/>
+          <w:i w:val="0"/>
+          <w:sz w:val="22"/>
+        </w:rPr>
+        <w:t>¿Qué celebráis? Aquí son las nueve también y estoy desayunando pan negro.</w:t>
       </w:r>
     </w:p>
     <w:p>
@@ -1805,7 +1833,35 @@
           <w:i w:val="0"/>
           <w:sz w:val="22"/>
         </w:rPr>
-        <w:t>Rubén (en el móvil): ¡Enhorabuena, doña Felisa! Aquí en Alemania si no pagas te echan igual, pero te avisan con más antelación.</w:t>
+        <w:t xml:space="preserve">Rubén </w:t>
+      </w:r>
+      <w:r>
+        <w:rPr>
+          <w:rFonts w:ascii="Times New Roman" w:hAnsi="Times New Roman" w:eastAsia="Malgun Gothic"/>
+          <w:b w:val="0"/>
+          <w:i/>
+          <w:color w:val="555555"/>
+          <w:sz w:val="22"/>
+        </w:rPr>
+        <w:t>(en el móvil)</w:t>
+      </w:r>
+      <w:r>
+        <w:rPr>
+          <w:rFonts w:ascii="Times New Roman" w:hAnsi="Times New Roman" w:eastAsia="Malgun Gothic"/>
+          <w:b w:val="0"/>
+          <w:i w:val="0"/>
+          <w:sz w:val="22"/>
+        </w:rPr>
+        <w:t xml:space="preserve">: </w:t>
+      </w:r>
+      <w:r>
+        <w:rPr>
+          <w:rFonts w:ascii="Times New Roman" w:hAnsi="Times New Roman" w:eastAsia="Malgun Gothic"/>
+          <w:b w:val="0"/>
+          <w:i w:val="0"/>
+          <w:sz w:val="22"/>
+        </w:rPr>
+        <w:t>¡Enhorabuena, doña Felisa! Aquí en Alemania si no pagas te echan igual, pero te avisan con más antelación.</w:t>
       </w:r>
     </w:p>
     <w:p>
@@ -1842,7 +1898,35 @@
           <w:i w:val="0"/>
           <w:sz w:val="22"/>
         </w:rPr>
-        <w:t>Rubén (en el móvil): Hablo alemán de turbinas. Sé decir «rotor», «par de apriete» y «el jefe está enfadado». Con eso me apaño.</w:t>
+        <w:t xml:space="preserve">Rubén </w:t>
+      </w:r>
+      <w:r>
+        <w:rPr>
+          <w:rFonts w:ascii="Times New Roman" w:hAnsi="Times New Roman" w:eastAsia="Malgun Gothic"/>
+          <w:b w:val="0"/>
+          <w:i/>
+          <w:color w:val="555555"/>
+          <w:sz w:val="22"/>
+        </w:rPr>
+        <w:t>(en el móvil)</w:t>
+      </w:r>
+      <w:r>
+        <w:rPr>
+          <w:rFonts w:ascii="Times New Roman" w:hAnsi="Times New Roman" w:eastAsia="Malgun Gothic"/>
+          <w:b w:val="0"/>
+          <w:i w:val="0"/>
+          <w:sz w:val="22"/>
+        </w:rPr>
+        <w:t xml:space="preserve">: </w:t>
+      </w:r>
+      <w:r>
+        <w:rPr>
+          <w:rFonts w:ascii="Times New Roman" w:hAnsi="Times New Roman" w:eastAsia="Malgun Gothic"/>
+          <w:b w:val="0"/>
+          <w:i w:val="0"/>
+          <w:sz w:val="22"/>
+        </w:rPr>
+        <w:t>Hablo alemán de turbinas. Sé decir «rotor», «par de apriete» y «el jefe está enfadado». Con eso me apaño.</w:t>
       </w:r>
     </w:p>
     <w:p>
@@ -1879,7 +1963,35 @@
           <w:i w:val="0"/>
           <w:sz w:val="22"/>
         </w:rPr>
-        <w:t>Rubén (en el móvil): Como, mamá. Pan negro y salchichas. Y los domingos hago tortilla y vienen los dos españoles de la fábrica y lloramos un rato.</w:t>
+        <w:t xml:space="preserve">Rubén </w:t>
+      </w:r>
+      <w:r>
+        <w:rPr>
+          <w:rFonts w:ascii="Times New Roman" w:hAnsi="Times New Roman" w:eastAsia="Malgun Gothic"/>
+          <w:b w:val="0"/>
+          <w:i/>
+          <w:color w:val="555555"/>
+          <w:sz w:val="22"/>
+        </w:rPr>
+        <w:t>(en el móvil)</w:t>
+      </w:r>
+      <w:r>
+        <w:rPr>
+          <w:rFonts w:ascii="Times New Roman" w:hAnsi="Times New Roman" w:eastAsia="Malgun Gothic"/>
+          <w:b w:val="0"/>
+          <w:i w:val="0"/>
+          <w:sz w:val="22"/>
+        </w:rPr>
+        <w:t xml:space="preserve">: </w:t>
+      </w:r>
+      <w:r>
+        <w:rPr>
+          <w:rFonts w:ascii="Times New Roman" w:hAnsi="Times New Roman" w:eastAsia="Malgun Gothic"/>
+          <w:b w:val="0"/>
+          <w:i w:val="0"/>
+          <w:sz w:val="22"/>
+        </w:rPr>
+        <w:t>Como, mamá. Pan negro y salchichas. Y los domingos hago tortilla y vienen los dos españoles de la fábrica y lloramos un rato.</w:t>
       </w:r>
     </w:p>
     <w:p>
